--- a/backend/templates/review/sbk-dejvice-original-review.docx
+++ b/backend/templates/review/sbk-dejvice-original-review.docx
@@ -884,7 +884,7 @@
           <w:szCs w:val="20"/>
         </w:rPr>
         <w:tab/>
-        <w:t>RČ</w:t>
+        <w:t>Datum narození</w:t>
       </w:r>
       <w:r>
         <w:rPr>
@@ -917,7 +917,7 @@
           <w:szCs w:val="20"/>
           <w:highlight w:val="yellow"/>
         </w:rPr>
-        <w:t>{{buyer.birthNumber}}</w:t>
+        <w:t>{{buyer.birthDate}}</w:t>
       </w:r>
     </w:p>
     <w:p>

--- a/backend/templates/review/sbk-dejvice-original-review.docx
+++ b/backend/templates/review/sbk-dejvice-original-review.docx
@@ -594,7 +594,7 @@
           <w:sz w:val="20"/>
           <w:szCs w:val="20"/>
         </w:rPr>
-        <w:t>, vedený u UniCredit Bank Czech Republic and Slovakia, a.s.</w:t>
+        <w:t>, vedený u {{seller.bankName}}</w:t>
       </w:r>
     </w:p>
     <w:p>
@@ -4202,7 +4202,87 @@
           <w:sz w:val="20"/>
           <w:szCs w:val="20"/>
         </w:rPr>
-        <w:t>Rezidence Dejvice</w:t>
+        <w:t>{{seller.name}}</w:t>
+      </w:r>
+      <w:r>
+        <w:rPr>
+          <w:rFonts w:ascii="Arial" w:hAnsi="Arial" w:cs="Arial"/>
+          <w:sz w:val="20"/>
+          <w:szCs w:val="20"/>
+        </w:rPr>
+        <w:t xml:space="preserve"/>
+      </w:r>
+      <w:r>
+        <w:rPr>
+          <w:rFonts w:ascii="Arial" w:hAnsi="Arial" w:cs="Arial"/>
+          <w:sz w:val="20"/>
+          <w:szCs w:val="20"/>
+        </w:rPr>
+        <w:t xml:space="preserve"/>
+      </w:r>
+      <w:r>
+        <w:rPr>
+          <w:rFonts w:ascii="Arial" w:hAnsi="Arial" w:cs="Arial"/>
+          <w:sz w:val="20"/>
+          <w:szCs w:val="20"/>
+        </w:rPr>
+        <w:t>, sídlem {{seller.address}}</w:t>
+      </w:r>
+      <w:r>
+        <w:rPr>
+          <w:rFonts w:ascii="Arial" w:hAnsi="Arial" w:cs="Arial"/>
+          <w:sz w:val="20"/>
+          <w:szCs w:val="20"/>
+        </w:rPr>
+        <w:t/>
+      </w:r>
+      <w:r>
+        <w:rPr>
+          <w:rFonts w:ascii="Arial" w:hAnsi="Arial" w:cs="Arial"/>
+          <w:sz w:val="20"/>
+          <w:szCs w:val="20"/>
+        </w:rPr>
+        <w:t xml:space="preserve">, IČO </w:t>
+      </w:r>
+      <w:r>
+        <w:rPr>
+          <w:rFonts w:ascii="Arial" w:hAnsi="Arial" w:cs="Arial"/>
+          <w:sz w:val="20"/>
+          <w:szCs w:val="20"/>
+        </w:rPr>
+        <w:t>{{seller.registrationNumber}}</w:t>
+      </w:r>
+      <w:r>
+        <w:rPr>
+          <w:rFonts w:ascii="Arial" w:hAnsi="Arial" w:cs="Arial"/>
+          <w:sz w:val="20"/>
+          <w:szCs w:val="20"/>
+        </w:rPr>
+        <w:t xml:space="preserve">, </w:t>
+      </w:r>
+      <w:r>
+        <w:rPr>
+          <w:rFonts w:ascii="Arial" w:hAnsi="Arial" w:cs="Arial"/>
+          <w:sz w:val="20"/>
+          <w:szCs w:val="20"/>
+        </w:rPr>
+        <w:t xml:space="preserve">vyplývající z této </w:t>
+      </w:r>
+      <w:r>
+        <w:rPr>
+          <w:rFonts w:ascii="Arial" w:hAnsi="Arial" w:cs="Arial"/>
+          <w:sz w:val="20"/>
+          <w:szCs w:val="20"/>
+        </w:rPr>
+        <w:t>S</w:t>
+      </w:r>
+      <w:r>
+        <w:rPr>
+          <w:rFonts w:ascii="Arial" w:hAnsi="Arial" w:cs="Arial"/>
+          <w:sz w:val="20"/>
+          <w:szCs w:val="20"/>
+        </w:rPr>
+        <w:t>mlouvy jsou postoupeny na UniCredit Bank Czech Republic and Slovakia, a.s.</w:t>
       </w:r>
       <w:r>
         <w:rPr>
@@ -4218,55 +4298,7 @@
           <w:sz w:val="20"/>
           <w:szCs w:val="20"/>
         </w:rPr>
-        <w:t xml:space="preserve">2 </w:t>
-      </w:r>
-      <w:r>
-        <w:rPr>
-          <w:rFonts w:ascii="Arial" w:hAnsi="Arial" w:cs="Arial"/>
-          <w:sz w:val="20"/>
-          <w:szCs w:val="20"/>
-        </w:rPr>
-        <w:t>s.r.o., sídlem Rohanské nábřeží 693/</w:t>
-      </w:r>
-      <w:r>
-        <w:rPr>
-          <w:rFonts w:ascii="Arial" w:hAnsi="Arial" w:cs="Arial"/>
-          <w:sz w:val="20"/>
-          <w:szCs w:val="20"/>
-        </w:rPr>
-        <w:t> </w:t>
-      </w:r>
-      <w:r>
-        <w:rPr>
-          <w:rFonts w:ascii="Arial" w:hAnsi="Arial" w:cs="Arial"/>
-          <w:sz w:val="20"/>
-          <w:szCs w:val="20"/>
-        </w:rPr>
-        <w:t xml:space="preserve">10, Karlín, Praha 8, PSČ 186 00, IČO </w:t>
-      </w:r>
-      <w:r>
-        <w:rPr>
-          <w:rFonts w:ascii="Arial" w:hAnsi="Arial" w:cs="Arial"/>
-          <w:sz w:val="20"/>
-          <w:szCs w:val="20"/>
-        </w:rPr>
-        <w:t>241 06 119</w:t>
-      </w:r>
-      <w:r>
-        <w:rPr>
-          <w:rFonts w:ascii="Arial" w:hAnsi="Arial" w:cs="Arial"/>
-          <w:sz w:val="20"/>
-          <w:szCs w:val="20"/>
-        </w:rPr>
-        <w:t xml:space="preserve">, </w:t>
-      </w:r>
-      <w:r>
-        <w:rPr>
-          <w:rFonts w:ascii="Arial" w:hAnsi="Arial" w:cs="Arial"/>
-          <w:sz w:val="20"/>
-          <w:szCs w:val="20"/>
-        </w:rPr>
-        <w:t xml:space="preserve">vyplývající z této </w:t>
+        <w:t xml:space="preserve">Vzhledem k tomu musí být veškeré úhrady podle této </w:t>
       </w:r>
       <w:r>
         <w:rPr>
@@ -4282,38 +4314,6 @@
           <w:sz w:val="20"/>
           <w:szCs w:val="20"/>
         </w:rPr>
-        <w:t>mlouvy jsou postoupeny na UniCredit Bank Czech Republic and Slovakia, a.s.</w:t>
-      </w:r>
-      <w:r>
-        <w:rPr>
-          <w:rFonts w:ascii="Arial" w:hAnsi="Arial" w:cs="Arial"/>
-          <w:sz w:val="20"/>
-          <w:szCs w:val="20"/>
-        </w:rPr>
-        <w:t xml:space="preserve"> </w:t>
-      </w:r>
-      <w:r>
-        <w:rPr>
-          <w:rFonts w:ascii="Arial" w:hAnsi="Arial" w:cs="Arial"/>
-          <w:sz w:val="20"/>
-          <w:szCs w:val="20"/>
-        </w:rPr>
-        <w:t xml:space="preserve">Vzhledem k tomu musí být veškeré úhrady podle této </w:t>
-      </w:r>
-      <w:r>
-        <w:rPr>
-          <w:rFonts w:ascii="Arial" w:hAnsi="Arial" w:cs="Arial"/>
-          <w:sz w:val="20"/>
-          <w:szCs w:val="20"/>
-        </w:rPr>
-        <w:t>S</w:t>
-      </w:r>
-      <w:r>
-        <w:rPr>
-          <w:rFonts w:ascii="Arial" w:hAnsi="Arial" w:cs="Arial"/>
-          <w:sz w:val="20"/>
-          <w:szCs w:val="20"/>
-        </w:rPr>
         <w:t xml:space="preserve">mlouvy určené pro korporaci </w:t>
       </w:r>
       <w:r>
@@ -4322,55 +4322,55 @@
           <w:sz w:val="20"/>
           <w:szCs w:val="20"/>
         </w:rPr>
-        <w:t>Rezidence Dejvice</w:t>
-      </w:r>
-      <w:r>
-        <w:rPr>
-          <w:rFonts w:ascii="Arial" w:hAnsi="Arial" w:cs="Arial"/>
-          <w:sz w:val="20"/>
-          <w:szCs w:val="20"/>
-        </w:rPr>
-        <w:t xml:space="preserve"> </w:t>
-      </w:r>
-      <w:r>
-        <w:rPr>
-          <w:rFonts w:ascii="Arial" w:hAnsi="Arial" w:cs="Arial"/>
-          <w:sz w:val="20"/>
-          <w:szCs w:val="20"/>
-        </w:rPr>
-        <w:t xml:space="preserve">2 </w:t>
-      </w:r>
-      <w:r>
-        <w:rPr>
-          <w:rFonts w:ascii="Arial" w:hAnsi="Arial" w:cs="Arial"/>
-          <w:sz w:val="20"/>
-          <w:szCs w:val="20"/>
-        </w:rPr>
-        <w:t>s.r.o., sídlem Rohanské nábřeží 693/</w:t>
-      </w:r>
-      <w:r>
-        <w:rPr>
-          <w:rFonts w:ascii="Arial" w:hAnsi="Arial" w:cs="Arial"/>
-          <w:sz w:val="20"/>
-          <w:szCs w:val="20"/>
-        </w:rPr>
-        <w:t> </w:t>
-      </w:r>
-      <w:r>
-        <w:rPr>
-          <w:rFonts w:ascii="Arial" w:hAnsi="Arial" w:cs="Arial"/>
-          <w:sz w:val="20"/>
-          <w:szCs w:val="20"/>
-        </w:rPr>
-        <w:t xml:space="preserve">10, Karlín, Praha 8, PSČ 186 00, IČO </w:t>
-      </w:r>
-      <w:r>
-        <w:rPr>
-          <w:rFonts w:ascii="Arial" w:hAnsi="Arial" w:cs="Arial"/>
-          <w:sz w:val="20"/>
-          <w:szCs w:val="20"/>
-        </w:rPr>
-        <w:t xml:space="preserve">241 06 119 </w:t>
+        <w:t>{{seller.name}}</w:t>
+      </w:r>
+      <w:r>
+        <w:rPr>
+          <w:rFonts w:ascii="Arial" w:hAnsi="Arial" w:cs="Arial"/>
+          <w:sz w:val="20"/>
+          <w:szCs w:val="20"/>
+        </w:rPr>
+        <w:t xml:space="preserve"/>
+      </w:r>
+      <w:r>
+        <w:rPr>
+          <w:rFonts w:ascii="Arial" w:hAnsi="Arial" w:cs="Arial"/>
+          <w:sz w:val="20"/>
+          <w:szCs w:val="20"/>
+        </w:rPr>
+        <w:t xml:space="preserve"/>
+      </w:r>
+      <w:r>
+        <w:rPr>
+          <w:rFonts w:ascii="Arial" w:hAnsi="Arial" w:cs="Arial"/>
+          <w:sz w:val="20"/>
+          <w:szCs w:val="20"/>
+        </w:rPr>
+        <w:t>, sídlem {{seller.address}}</w:t>
+      </w:r>
+      <w:r>
+        <w:rPr>
+          <w:rFonts w:ascii="Arial" w:hAnsi="Arial" w:cs="Arial"/>
+          <w:sz w:val="20"/>
+          <w:szCs w:val="20"/>
+        </w:rPr>
+        <w:t/>
+      </w:r>
+      <w:r>
+        <w:rPr>
+          <w:rFonts w:ascii="Arial" w:hAnsi="Arial" w:cs="Arial"/>
+          <w:sz w:val="20"/>
+          <w:szCs w:val="20"/>
+        </w:rPr>
+        <w:t xml:space="preserve">, IČO </w:t>
+      </w:r>
+      <w:r>
+        <w:rPr>
+          <w:rFonts w:ascii="Arial" w:hAnsi="Arial" w:cs="Arial"/>
+          <w:sz w:val="20"/>
+          <w:szCs w:val="20"/>
+        </w:rPr>
+        <w:t xml:space="preserve">{{seller.registrationNumber}} </w:t>
       </w:r>
       <w:r>
         <w:rPr>
@@ -4386,31 +4386,31 @@
           <w:sz w:val="20"/>
           <w:szCs w:val="20"/>
         </w:rPr>
-        <w:t>178 412 7011 </w:t>
-      </w:r>
-      <w:r>
-        <w:rPr>
-          <w:rFonts w:ascii="Arial" w:hAnsi="Arial" w:cs="Arial"/>
-          <w:sz w:val="20"/>
-          <w:szCs w:val="20"/>
-        </w:rPr>
-        <w:t>/</w:t>
-      </w:r>
-      <w:r>
-        <w:rPr>
-          <w:rFonts w:ascii="Arial" w:hAnsi="Arial" w:cs="Arial"/>
-          <w:sz w:val="20"/>
-          <w:szCs w:val="20"/>
-        </w:rPr>
-        <w:t> </w:t>
-      </w:r>
-      <w:r>
-        <w:rPr>
-          <w:rFonts w:ascii="Arial" w:hAnsi="Arial" w:cs="Arial"/>
-          <w:sz w:val="20"/>
-          <w:szCs w:val="20"/>
-        </w:rPr>
-        <w:t>2700, vedený u UniCredit Bank Czech Republic and Slovakia, a.s., s výjimkou poplatku za případné klientské změny realizované na základě požadavků Budoucího kupujícího.</w:t>
+        <w:t>{{seller.bankAccount}}</w:t>
+      </w:r>
+      <w:r>
+        <w:rPr>
+          <w:rFonts w:ascii="Arial" w:hAnsi="Arial" w:cs="Arial"/>
+          <w:sz w:val="20"/>
+          <w:szCs w:val="20"/>
+        </w:rPr>
+        <w:t/>
+      </w:r>
+      <w:r>
+        <w:rPr>
+          <w:rFonts w:ascii="Arial" w:hAnsi="Arial" w:cs="Arial"/>
+          <w:sz w:val="20"/>
+          <w:szCs w:val="20"/>
+        </w:rPr>
+        <w:t/>
+      </w:r>
+      <w:r>
+        <w:rPr>
+          <w:rFonts w:ascii="Arial" w:hAnsi="Arial" w:cs="Arial"/>
+          <w:sz w:val="20"/>
+          <w:szCs w:val="20"/>
+        </w:rPr>
+        <w:t>, vedený u {{seller.bankName}}, s výjimkou poplatku za případné klientské změny realizované na základě požadavků Budoucího kupujícího.</w:t>
       </w:r>
     </w:p>
     <w:p>
@@ -6124,7 +6124,7 @@
           <w:sz w:val="20"/>
           <w:szCs w:val="20"/>
         </w:rPr>
-        <w:t>178 412 7003 / 2700</w:t>
+        <w:t>{{seller.clientChangesBankAccount}}</w:t>
       </w:r>
       <w:r>
         <w:rPr>
@@ -6172,7 +6172,7 @@
           <w:sz w:val="20"/>
           <w:szCs w:val="20"/>
         </w:rPr>
-        <w:t>UniCredit Bank Czech Republic and Slovakia, a.s.</w:t>
+        <w:t>{{seller.bankName}}</w:t>
       </w:r>
       <w:r>
         <w:rPr>
@@ -7541,53 +7541,53 @@
           <w:sz w:val="20"/>
           <w:szCs w:val="20"/>
         </w:rPr>
-        <w:t>178 412</w:t>
-      </w:r>
-      <w:r>
-        <w:rPr>
-          <w:rFonts w:ascii="Arial" w:hAnsi="Arial" w:cs="Arial"/>
-          <w:b/>
-          <w:bCs/>
-          <w:sz w:val="20"/>
-          <w:szCs w:val="20"/>
-        </w:rPr>
-        <w:t xml:space="preserve"> 7011</w:t>
-      </w:r>
-      <w:r>
-        <w:rPr>
-          <w:rFonts w:ascii="Arial" w:hAnsi="Arial" w:cs="Arial"/>
-          <w:b/>
-          <w:bCs/>
-          <w:sz w:val="20"/>
-          <w:szCs w:val="20"/>
-        </w:rPr>
-        <w:t xml:space="preserve"> </w:t>
-      </w:r>
-      <w:r>
-        <w:rPr>
-          <w:rFonts w:ascii="Arial" w:hAnsi="Arial" w:cs="Arial"/>
-          <w:b/>
-          <w:bCs/>
-          <w:sz w:val="20"/>
-          <w:szCs w:val="20"/>
-        </w:rPr>
-        <w:t>/ 2700</w:t>
-      </w:r>
-      <w:r>
-        <w:rPr>
-          <w:rFonts w:ascii="Arial" w:hAnsi="Arial" w:cs="Arial"/>
-          <w:sz w:val="20"/>
-          <w:szCs w:val="20"/>
-        </w:rPr>
-        <w:t>, vedený u UniCredit Bank</w:t>
-      </w:r>
-      <w:r>
-        <w:rPr>
-          <w:rFonts w:ascii="Arial" w:hAnsi="Arial" w:cs="Arial"/>
-          <w:sz w:val="20"/>
-          <w:szCs w:val="20"/>
-        </w:rPr>
-        <w:t xml:space="preserve"> Czech Republic and Slovakia a.s.</w:t>
+        <w:t>{{seller.bankAccount}}</w:t>
+      </w:r>
+      <w:r>
+        <w:rPr>
+          <w:rFonts w:ascii="Arial" w:hAnsi="Arial" w:cs="Arial"/>
+          <w:b/>
+          <w:bCs/>
+          <w:sz w:val="20"/>
+          <w:szCs w:val="20"/>
+        </w:rPr>
+        <w:t xml:space="preserve"/>
+      </w:r>
+      <w:r>
+        <w:rPr>
+          <w:rFonts w:ascii="Arial" w:hAnsi="Arial" w:cs="Arial"/>
+          <w:b/>
+          <w:bCs/>
+          <w:sz w:val="20"/>
+          <w:szCs w:val="20"/>
+        </w:rPr>
+        <w:t xml:space="preserve"/>
+      </w:r>
+      <w:r>
+        <w:rPr>
+          <w:rFonts w:ascii="Arial" w:hAnsi="Arial" w:cs="Arial"/>
+          <w:b/>
+          <w:bCs/>
+          <w:sz w:val="20"/>
+          <w:szCs w:val="20"/>
+        </w:rPr>
+        <w:t/>
+      </w:r>
+      <w:r>
+        <w:rPr>
+          <w:rFonts w:ascii="Arial" w:hAnsi="Arial" w:cs="Arial"/>
+          <w:sz w:val="20"/>
+          <w:szCs w:val="20"/>
+        </w:rPr>
+        <w:t>, vedený u {{seller.bankName}}</w:t>
+      </w:r>
+      <w:r>
+        <w:rPr>
+          <w:rFonts w:ascii="Arial" w:hAnsi="Arial" w:cs="Arial"/>
+          <w:sz w:val="20"/>
+          <w:szCs w:val="20"/>
+        </w:rPr>
+        <w:t xml:space="preserve"/>
       </w:r>
       <w:r>
         <w:rPr>
@@ -7930,17 +7930,17 @@
           <w:sz w:val="20"/>
           <w:szCs w:val="20"/>
         </w:rPr>
-        <w:t xml:space="preserve">178 412 7011 </w:t>
-      </w:r>
-      <w:r>
-        <w:rPr>
-          <w:rFonts w:ascii="Arial" w:hAnsi="Arial" w:cs="Arial"/>
-          <w:b/>
-          <w:bCs/>
-          <w:sz w:val="20"/>
-          <w:szCs w:val="20"/>
-        </w:rPr>
-        <w:t>/ 2700</w:t>
+        <w:t xml:space="preserve">{{seller.bankAccount}}</w:t>
+      </w:r>
+      <w:r>
+        <w:rPr>
+          <w:rFonts w:ascii="Arial" w:hAnsi="Arial" w:cs="Arial"/>
+          <w:b/>
+          <w:bCs/>
+          <w:sz w:val="20"/>
+          <w:szCs w:val="20"/>
+        </w:rPr>
+        <w:t/>
       </w:r>
       <w:r>
         <w:rPr>
@@ -7957,15 +7957,15 @@
           <w:sz w:val="20"/>
           <w:szCs w:val="20"/>
         </w:rPr>
-        <w:t>vedený u UniCredit Bank</w:t>
-      </w:r>
-      <w:r>
-        <w:rPr>
-          <w:rFonts w:ascii="Arial" w:hAnsi="Arial" w:cs="Arial"/>
-          <w:sz w:val="20"/>
-          <w:szCs w:val="20"/>
-        </w:rPr>
-        <w:t xml:space="preserve"> Czech Republic and Slovakia a.s.</w:t>
+        <w:t>vedený u {{seller.bankName}}</w:t>
+      </w:r>
+      <w:r>
+        <w:rPr>
+          <w:rFonts w:ascii="Arial" w:hAnsi="Arial" w:cs="Arial"/>
+          <w:sz w:val="20"/>
+          <w:szCs w:val="20"/>
+        </w:rPr>
+        <w:t xml:space="preserve"/>
       </w:r>
       <w:r>
         <w:rPr>
@@ -8743,15 +8743,15 @@
           <w:sz w:val="20"/>
           <w:szCs w:val="20"/>
         </w:rPr>
-        <w:t>178 412 7011 / 2700</w:t>
-      </w:r>
-      <w:r>
-        <w:rPr>
-          <w:rFonts w:ascii="Arial" w:hAnsi="Arial" w:cs="Arial"/>
-          <w:sz w:val="20"/>
-          <w:szCs w:val="20"/>
-        </w:rPr>
-        <w:t>, vedený u UniCredit Bank Czech Republic and Slovakia, a.s.</w:t>
+        <w:t>{{seller.bankAccount}}</w:t>
+      </w:r>
+      <w:r>
+        <w:rPr>
+          <w:rFonts w:ascii="Arial" w:hAnsi="Arial" w:cs="Arial"/>
+          <w:sz w:val="20"/>
+          <w:szCs w:val="20"/>
+        </w:rPr>
+        <w:t>, vedený u {{seller.bankName}}</w:t>
       </w:r>
       <w:r>
         <w:rPr>
